--- a/docpac_24120226/docpac_24120226.docx
+++ b/docpac_24120226/docpac_24120226.docx
@@ -183,8 +183,8 @@
         <w:tblLook w:val="04A0" w:firstRow="1" w:lastRow="0" w:firstColumn="1" w:lastColumn="0" w:noHBand="0" w:noVBand="1"/>
       </w:tblPr>
       <w:tblGrid>
-        <w:gridCol w:w="5394"/>
-        <w:gridCol w:w="5051"/>
+        <w:gridCol w:w="5429"/>
+        <w:gridCol w:w="5016"/>
       </w:tblGrid>
       <w:tr>
         <w:trPr>
@@ -303,6 +303,28 @@
               </w:pBdr>
               <w:ind w:right="240"/>
             </w:pPr>
+            <w:r>
+              <w:t>Company Work</w:t>
+            </w:r>
+          </w:p>
+          <w:p>
+            <w:pPr>
+              <w:numPr>
+                <w:ilvl w:val="0"/>
+                <w:numId w:val="1"/>
+              </w:numPr>
+              <w:pBdr>
+                <w:top w:val="nil"/>
+                <w:left w:val="nil"/>
+                <w:bottom w:val="nil"/>
+                <w:right w:val="nil"/>
+                <w:between w:val="nil"/>
+              </w:pBdr>
+              <w:ind w:right="240"/>
+            </w:pPr>
+            <w:r>
+              <w:t>Get Hired by a Company</w:t>
+            </w:r>
           </w:p>
         </w:tc>
         <w:tc>
@@ -509,7 +531,7 @@
                       <w:b/>
                       <w:sz w:val="21"/>
                     </w:rPr>
-                    <w:t>Completed Issues Documented</w:t>
+                    <w:t>CIW Practice Exams</w:t>
                   </w:r>
                 </w:p>
               </w:tc>
@@ -528,7 +550,7 @@
                     <w:rPr>
                       <w:sz w:val="21"/>
                     </w:rPr>
-                    <w:t>All Students (see Virtual Pet MVP)</w:t>
+                    <w:t>Students without CIW Certification</w:t>
                   </w:r>
                 </w:p>
               </w:tc>
@@ -563,7 +585,61 @@
                       <w:b/>
                       <w:sz w:val="21"/>
                     </w:rPr>
-                    <w:t>Reflect on the Day</w:t>
+                    <w:t>Get Hired</w:t>
+                  </w:r>
+                </w:p>
+              </w:tc>
+              <w:tc>
+                <w:tcPr>
+                  <w:tcW w:w="6162" w:type="dxa"/>
+                  <w:vAlign w:val="center"/>
+                </w:tcPr>
+                <w:p>
+                  <w:pPr>
+                    <w:rPr>
+                      <w:sz w:val="21"/>
+                    </w:rPr>
+                  </w:pPr>
+                  <w:r>
+                    <w:rPr>
+                      <w:sz w:val="21"/>
+                    </w:rPr>
+                    <w:t>This is an ungraded task. All students not in a company.</w:t>
+                  </w:r>
+                </w:p>
+              </w:tc>
+              <w:tc>
+                <w:tcPr>
+                  <w:tcW w:w="1260" w:type="dxa"/>
+                </w:tcPr>
+                <w:p>
+                  <w:pPr>
+                    <w:rPr>
+                      <w:sz w:val="21"/>
+                    </w:rPr>
+                  </w:pPr>
+                </w:p>
+              </w:tc>
+            </w:tr>
+            <w:tr>
+              <w:tc>
+                <w:tcPr>
+                  <w:tcW w:w="2818" w:type="dxa"/>
+                  <w:vAlign w:val="center"/>
+                </w:tcPr>
+                <w:p>
+                  <w:pPr>
+                    <w:rPr>
+                      <w:b/>
+                      <w:sz w:val="21"/>
+                    </w:rPr>
+                  </w:pPr>
+                  <w:r>
+                    <w:rPr>
+                      <w:b/>
+                      <w:sz w:val="21"/>
+                    </w:rPr>
+                    <w:t>Completed Issues Documented</w:t>
                   </w:r>
                 </w:p>
               </w:tc>
@@ -671,6 +747,60 @@
                       <w:b/>
                       <w:sz w:val="21"/>
                     </w:rPr>
+                    <w:t>Reflect on the Day</w:t>
+                  </w:r>
+                </w:p>
+              </w:tc>
+              <w:tc>
+                <w:tcPr>
+                  <w:tcW w:w="6162" w:type="dxa"/>
+                  <w:vAlign w:val="center"/>
+                </w:tcPr>
+                <w:p>
+                  <w:pPr>
+                    <w:rPr>
+                      <w:sz w:val="21"/>
+                    </w:rPr>
+                  </w:pPr>
+                  <w:r>
+                    <w:rPr>
+                      <w:sz w:val="21"/>
+                    </w:rPr>
+                    <w:t>All Students</w:t>
+                  </w:r>
+                </w:p>
+              </w:tc>
+              <w:tc>
+                <w:tcPr>
+                  <w:tcW w:w="1260" w:type="dxa"/>
+                </w:tcPr>
+                <w:p>
+                  <w:pPr>
+                    <w:rPr>
+                      <w:sz w:val="21"/>
+                    </w:rPr>
+                  </w:pPr>
+                </w:p>
+              </w:tc>
+            </w:tr>
+            <w:tr>
+              <w:tc>
+                <w:tcPr>
+                  <w:tcW w:w="2818" w:type="dxa"/>
+                  <w:vAlign w:val="center"/>
+                </w:tcPr>
+                <w:p>
+                  <w:pPr>
+                    <w:rPr>
+                      <w:b/>
+                      <w:sz w:val="21"/>
+                    </w:rPr>
+                  </w:pPr>
+                  <w:r>
+                    <w:rPr>
+                      <w:b/>
+                      <w:sz w:val="21"/>
+                    </w:rPr>
                     <w:t>DocPac and Reflections</w:t>
                   </w:r>
                 </w:p>
@@ -720,11 +850,6 @@
       <w:pPr>
         <w:pStyle w:val="Heading1"/>
       </w:pPr>
-    </w:p>
-    <w:p>
-      <w:pPr>
-        <w:pStyle w:val="Heading1"/>
-      </w:pPr>
       <w:r>
         <w:t>CIW Practice Exams</w:t>
       </w:r>
@@ -812,8 +937,75 @@
       <w:r>
         <w:t>If it is not, you will not be able to take the test until it is. The test is planned very soon.</w:t>
       </w:r>
+    </w:p>
+    <w:p>
+      <w:pPr>
+        <w:pStyle w:val="Heading1"/>
+      </w:pPr>
       <w:r>
-        <w:br w:type="page"/>
+        <w:t>Get Hired</w:t>
+      </w:r>
+    </w:p>
+    <w:p>
+      <w:pPr>
+        <w:pStyle w:val="NoSpacing"/>
+      </w:pPr>
+      <w:r>
+        <w:t>Either:</w:t>
+      </w:r>
+    </w:p>
+    <w:p>
+      <w:pPr>
+        <w:pStyle w:val="ListParagraph"/>
+        <w:numPr>
+          <w:ilvl w:val="0"/>
+          <w:numId w:val="23"/>
+        </w:numPr>
+      </w:pPr>
+      <w:r>
+        <w:t>Discuss possible openings with other students in existing companies, and find a role you can fill.</w:t>
+      </w:r>
+    </w:p>
+    <w:p>
+      <w:pPr>
+        <w:pStyle w:val="ListParagraph"/>
+        <w:numPr>
+          <w:ilvl w:val="0"/>
+          <w:numId w:val="23"/>
+        </w:numPr>
+      </w:pPr>
+      <w:r>
+        <w:t>Send your cover letter, resume, and portfolio to the project leader of that company. Carbon Copy the instructor in the email conversation.</w:t>
+      </w:r>
+    </w:p>
+    <w:p>
+      <w:pPr>
+        <w:spacing w:after="0"/>
+      </w:pPr>
+      <w:r>
+        <w:t>Or:</w:t>
+      </w:r>
+    </w:p>
+    <w:p>
+      <w:pPr>
+        <w:pStyle w:val="ListParagraph"/>
+        <w:numPr>
+          <w:ilvl w:val="0"/>
+          <w:numId w:val="28"/>
+        </w:numPr>
+      </w:pPr>
+      <w:r>
+        <w:t>Develop a detailed pitch for creating a new company and present it to the instructor</w:t>
+      </w:r>
+    </w:p>
+    <w:p>
+      <w:r>
+        <w:t>All students will be expected to be in com</w:t>
+      </w:r>
+      <w:bookmarkStart w:id="0" w:name="_GoBack"/>
+      <w:bookmarkEnd w:id="0"/>
+      <w:r>
+        <w:t>panies in the near future. Failure to produce work approved by a company each week will result in failing grades. Plan ahead.</w:t>
       </w:r>
     </w:p>
     <w:p>
@@ -2014,8 +2206,6 @@
         </w:rPr>
         <w:t xml:space="preserve"> if you can name the specific informal fallacies.</w:t>
       </w:r>
-      <w:bookmarkStart w:id="0" w:name="_GoBack"/>
-      <w:bookmarkEnd w:id="0"/>
     </w:p>
     <w:tbl>
       <w:tblPr>
@@ -2633,6 +2823,241 @@
         <w:t>rading</w:t>
       </w:r>
     </w:p>
+    <w:p>
+      <w:pPr>
+        <w:pStyle w:val="Heading1"/>
+      </w:pPr>
+      <w:r>
+        <w:t>CIW Practice Exam</w:t>
+      </w:r>
+    </w:p>
+    <w:tbl>
+      <w:tblPr>
+        <w:tblStyle w:val="TableGrid"/>
+        <w:tblW w:w="10944" w:type="dxa"/>
+        <w:tblLook w:val="04A0" w:firstRow="1" w:lastRow="0" w:firstColumn="1" w:lastColumn="0" w:noHBand="0" w:noVBand="1"/>
+      </w:tblPr>
+      <w:tblGrid>
+        <w:gridCol w:w="720"/>
+        <w:gridCol w:w="2160"/>
+        <w:gridCol w:w="7344"/>
+        <w:gridCol w:w="720"/>
+      </w:tblGrid>
+      <w:tr>
+        <w:trPr>
+          <w:trHeight w:val="20"/>
+        </w:trPr>
+        <w:tc>
+          <w:tcPr>
+            <w:tcW w:w="720" w:type="dxa"/>
+            <w:hideMark/>
+          </w:tcPr>
+          <w:p>
+            <w:pPr>
+              <w:jc w:val="right"/>
+              <w:rPr>
+                <w:rFonts w:ascii="Calibri" w:eastAsia="Times New Roman" w:hAnsi="Calibri" w:cs="Calibri"/>
+                <w:color w:val="000000"/>
+                <w:sz w:val="22"/>
+                <w:szCs w:val="22"/>
+                <w:lang w:eastAsia="en-US"/>
+              </w:rPr>
+            </w:pPr>
+            <w:r>
+              <w:rPr>
+                <w:rFonts w:ascii="Calibri" w:eastAsia="Times New Roman" w:hAnsi="Calibri" w:cs="Calibri"/>
+                <w:color w:val="000000"/>
+                <w:sz w:val="22"/>
+                <w:szCs w:val="22"/>
+                <w:lang w:eastAsia="en-US"/>
+              </w:rPr>
+              <w:t>1</w:t>
+            </w:r>
+          </w:p>
+        </w:tc>
+        <w:tc>
+          <w:tcPr>
+            <w:tcW w:w="2160" w:type="dxa"/>
+            <w:hideMark/>
+          </w:tcPr>
+          <w:p>
+            <w:pPr>
+              <w:rPr>
+                <w:rFonts w:ascii="Calibri" w:eastAsia="Times New Roman" w:hAnsi="Calibri" w:cs="Calibri"/>
+                <w:b/>
+                <w:bCs/>
+                <w:color w:val="000000"/>
+                <w:sz w:val="22"/>
+                <w:szCs w:val="22"/>
+                <w:lang w:eastAsia="en-US"/>
+              </w:rPr>
+            </w:pPr>
+            <w:r>
+              <w:rPr>
+                <w:rFonts w:ascii="Calibri" w:eastAsia="Times New Roman" w:hAnsi="Calibri" w:cs="Calibri"/>
+                <w:b/>
+                <w:bCs/>
+                <w:color w:val="000000"/>
+                <w:sz w:val="22"/>
+                <w:szCs w:val="22"/>
+                <w:lang w:eastAsia="en-US"/>
+              </w:rPr>
+              <w:t>Completion</w:t>
+            </w:r>
+          </w:p>
+        </w:tc>
+        <w:tc>
+          <w:tcPr>
+            <w:tcW w:w="7344" w:type="dxa"/>
+            <w:hideMark/>
+          </w:tcPr>
+          <w:p>
+            <w:pPr>
+              <w:rPr>
+                <w:rFonts w:ascii="Calibri" w:eastAsia="Times New Roman" w:hAnsi="Calibri" w:cs="Calibri"/>
+                <w:color w:val="000000"/>
+                <w:sz w:val="22"/>
+                <w:szCs w:val="22"/>
+                <w:lang w:eastAsia="en-US"/>
+              </w:rPr>
+            </w:pPr>
+            <w:r>
+              <w:rPr>
+                <w:rFonts w:ascii="Calibri" w:eastAsia="Times New Roman" w:hAnsi="Calibri" w:cs="Calibri"/>
+                <w:color w:val="000000"/>
+                <w:sz w:val="22"/>
+                <w:szCs w:val="22"/>
+                <w:lang w:eastAsia="en-US"/>
+              </w:rPr>
+              <w:t>All 3 Practice Exams scores were &gt;= 90%</w:t>
+            </w:r>
+          </w:p>
+        </w:tc>
+        <w:tc>
+          <w:tcPr>
+            <w:tcW w:w="720" w:type="dxa"/>
+            <w:noWrap/>
+            <w:hideMark/>
+          </w:tcPr>
+          <w:p>
+            <w:pPr>
+              <w:rPr>
+                <w:rFonts w:ascii="Calibri" w:eastAsia="Times New Roman" w:hAnsi="Calibri" w:cs="Calibri"/>
+                <w:color w:val="000000"/>
+                <w:sz w:val="22"/>
+                <w:szCs w:val="22"/>
+                <w:lang w:eastAsia="en-US"/>
+              </w:rPr>
+            </w:pPr>
+          </w:p>
+        </w:tc>
+      </w:tr>
+      <w:tr>
+        <w:trPr>
+          <w:trHeight w:val="20"/>
+        </w:trPr>
+        <w:tc>
+          <w:tcPr>
+            <w:tcW w:w="720" w:type="dxa"/>
+          </w:tcPr>
+          <w:p>
+            <w:pPr>
+              <w:jc w:val="right"/>
+              <w:rPr>
+                <w:rFonts w:ascii="Calibri" w:eastAsia="Times New Roman" w:hAnsi="Calibri" w:cs="Calibri"/>
+                <w:color w:val="000000"/>
+                <w:sz w:val="22"/>
+                <w:szCs w:val="22"/>
+                <w:lang w:eastAsia="en-US"/>
+              </w:rPr>
+            </w:pPr>
+            <w:r>
+              <w:rPr>
+                <w:rFonts w:ascii="Calibri" w:eastAsia="Times New Roman" w:hAnsi="Calibri" w:cs="Calibri"/>
+                <w:color w:val="000000"/>
+                <w:sz w:val="22"/>
+                <w:szCs w:val="22"/>
+                <w:lang w:eastAsia="en-US"/>
+              </w:rPr>
+              <w:t>2</w:t>
+            </w:r>
+          </w:p>
+        </w:tc>
+        <w:tc>
+          <w:tcPr>
+            <w:tcW w:w="2160" w:type="dxa"/>
+          </w:tcPr>
+          <w:p>
+            <w:pPr>
+              <w:rPr>
+                <w:rFonts w:ascii="Calibri" w:eastAsia="Times New Roman" w:hAnsi="Calibri" w:cs="Calibri"/>
+                <w:b/>
+                <w:bCs/>
+                <w:color w:val="000000"/>
+                <w:sz w:val="22"/>
+                <w:szCs w:val="22"/>
+                <w:lang w:eastAsia="en-US"/>
+              </w:rPr>
+            </w:pPr>
+            <w:r>
+              <w:rPr>
+                <w:rFonts w:ascii="Calibri" w:eastAsia="Times New Roman" w:hAnsi="Calibri" w:cs="Calibri"/>
+                <w:b/>
+                <w:bCs/>
+                <w:color w:val="000000"/>
+                <w:sz w:val="22"/>
+                <w:szCs w:val="22"/>
+                <w:lang w:eastAsia="en-US"/>
+              </w:rPr>
+              <w:t>Readiness Score</w:t>
+            </w:r>
+          </w:p>
+        </w:tc>
+        <w:tc>
+          <w:tcPr>
+            <w:tcW w:w="7344" w:type="dxa"/>
+          </w:tcPr>
+          <w:p>
+            <w:pPr>
+              <w:rPr>
+                <w:rFonts w:ascii="Calibri" w:eastAsia="Times New Roman" w:hAnsi="Calibri" w:cs="Calibri"/>
+                <w:color w:val="000000"/>
+                <w:sz w:val="22"/>
+                <w:szCs w:val="22"/>
+                <w:lang w:eastAsia="en-US"/>
+              </w:rPr>
+            </w:pPr>
+            <w:r>
+              <w:rPr>
+                <w:rFonts w:ascii="Calibri" w:eastAsia="Times New Roman" w:hAnsi="Calibri" w:cs="Calibri"/>
+                <w:color w:val="000000"/>
+                <w:sz w:val="22"/>
+                <w:szCs w:val="22"/>
+                <w:lang w:eastAsia="en-US"/>
+              </w:rPr>
+              <w:t>CIW Exam Readiness Score is &gt;= 80%</w:t>
+            </w:r>
+          </w:p>
+        </w:tc>
+        <w:tc>
+          <w:tcPr>
+            <w:tcW w:w="720" w:type="dxa"/>
+            <w:noWrap/>
+          </w:tcPr>
+          <w:p>
+            <w:pPr>
+              <w:rPr>
+                <w:rFonts w:ascii="Calibri" w:eastAsia="Times New Roman" w:hAnsi="Calibri" w:cs="Calibri"/>
+                <w:color w:val="000000"/>
+                <w:sz w:val="22"/>
+                <w:szCs w:val="22"/>
+                <w:lang w:eastAsia="en-US"/>
+              </w:rPr>
+            </w:pPr>
+          </w:p>
+        </w:tc>
+      </w:tr>
+    </w:tbl>
     <w:p>
       <w:pPr>
         <w:pStyle w:val="Heading1"/>
@@ -4591,6 +5016,119 @@
     </w:lvl>
   </w:abstractNum>
   <w:abstractNum w:abstractNumId="5" w15:restartNumberingAfterBreak="0">
+    <w:nsid w:val="082353D8"/>
+    <w:multiLevelType w:val="hybridMultilevel"/>
+    <w:tmpl w:val="9774ADBE"/>
+    <w:lvl w:ilvl="0" w:tplc="04090001">
+      <w:start w:val="1"/>
+      <w:numFmt w:val="bullet"/>
+      <w:lvlText w:val=""/>
+      <w:lvlJc w:val="left"/>
+      <w:pPr>
+        <w:ind w:left="360" w:hanging="360"/>
+      </w:pPr>
+      <w:rPr>
+        <w:rFonts w:ascii="Symbol" w:hAnsi="Symbol" w:hint="default"/>
+      </w:rPr>
+    </w:lvl>
+    <w:lvl w:ilvl="1" w:tplc="04090003" w:tentative="1">
+      <w:start w:val="1"/>
+      <w:numFmt w:val="bullet"/>
+      <w:lvlText w:val="o"/>
+      <w:lvlJc w:val="left"/>
+      <w:pPr>
+        <w:ind w:left="1080" w:hanging="360"/>
+      </w:pPr>
+      <w:rPr>
+        <w:rFonts w:ascii="Courier New" w:hAnsi="Courier New" w:cs="Courier New" w:hint="default"/>
+      </w:rPr>
+    </w:lvl>
+    <w:lvl w:ilvl="2" w:tplc="04090005" w:tentative="1">
+      <w:start w:val="1"/>
+      <w:numFmt w:val="bullet"/>
+      <w:lvlText w:val=""/>
+      <w:lvlJc w:val="left"/>
+      <w:pPr>
+        <w:ind w:left="1800" w:hanging="360"/>
+      </w:pPr>
+      <w:rPr>
+        <w:rFonts w:ascii="Wingdings" w:hAnsi="Wingdings" w:hint="default"/>
+      </w:rPr>
+    </w:lvl>
+    <w:lvl w:ilvl="3" w:tplc="04090001" w:tentative="1">
+      <w:start w:val="1"/>
+      <w:numFmt w:val="bullet"/>
+      <w:lvlText w:val=""/>
+      <w:lvlJc w:val="left"/>
+      <w:pPr>
+        <w:ind w:left="2520" w:hanging="360"/>
+      </w:pPr>
+      <w:rPr>
+        <w:rFonts w:ascii="Symbol" w:hAnsi="Symbol" w:hint="default"/>
+      </w:rPr>
+    </w:lvl>
+    <w:lvl w:ilvl="4" w:tplc="04090003" w:tentative="1">
+      <w:start w:val="1"/>
+      <w:numFmt w:val="bullet"/>
+      <w:lvlText w:val="o"/>
+      <w:lvlJc w:val="left"/>
+      <w:pPr>
+        <w:ind w:left="3240" w:hanging="360"/>
+      </w:pPr>
+      <w:rPr>
+        <w:rFonts w:ascii="Courier New" w:hAnsi="Courier New" w:cs="Courier New" w:hint="default"/>
+      </w:rPr>
+    </w:lvl>
+    <w:lvl w:ilvl="5" w:tplc="04090005" w:tentative="1">
+      <w:start w:val="1"/>
+      <w:numFmt w:val="bullet"/>
+      <w:lvlText w:val=""/>
+      <w:lvlJc w:val="left"/>
+      <w:pPr>
+        <w:ind w:left="3960" w:hanging="360"/>
+      </w:pPr>
+      <w:rPr>
+        <w:rFonts w:ascii="Wingdings" w:hAnsi="Wingdings" w:hint="default"/>
+      </w:rPr>
+    </w:lvl>
+    <w:lvl w:ilvl="6" w:tplc="04090001" w:tentative="1">
+      <w:start w:val="1"/>
+      <w:numFmt w:val="bullet"/>
+      <w:lvlText w:val=""/>
+      <w:lvlJc w:val="left"/>
+      <w:pPr>
+        <w:ind w:left="4680" w:hanging="360"/>
+      </w:pPr>
+      <w:rPr>
+        <w:rFonts w:ascii="Symbol" w:hAnsi="Symbol" w:hint="default"/>
+      </w:rPr>
+    </w:lvl>
+    <w:lvl w:ilvl="7" w:tplc="04090003" w:tentative="1">
+      <w:start w:val="1"/>
+      <w:numFmt w:val="bullet"/>
+      <w:lvlText w:val="o"/>
+      <w:lvlJc w:val="left"/>
+      <w:pPr>
+        <w:ind w:left="5400" w:hanging="360"/>
+      </w:pPr>
+      <w:rPr>
+        <w:rFonts w:ascii="Courier New" w:hAnsi="Courier New" w:cs="Courier New" w:hint="default"/>
+      </w:rPr>
+    </w:lvl>
+    <w:lvl w:ilvl="8" w:tplc="04090005" w:tentative="1">
+      <w:start w:val="1"/>
+      <w:numFmt w:val="bullet"/>
+      <w:lvlText w:val=""/>
+      <w:lvlJc w:val="left"/>
+      <w:pPr>
+        <w:ind w:left="6120" w:hanging="360"/>
+      </w:pPr>
+      <w:rPr>
+        <w:rFonts w:ascii="Wingdings" w:hAnsi="Wingdings" w:hint="default"/>
+      </w:rPr>
+    </w:lvl>
+  </w:abstractNum>
+  <w:abstractNum w:abstractNumId="6" w15:restartNumberingAfterBreak="0">
     <w:nsid w:val="14150D36"/>
     <w:multiLevelType w:val="hybridMultilevel"/>
     <w:tmpl w:val="BE48801E"/>
@@ -4676,7 +5214,7 @@
       </w:pPr>
     </w:lvl>
   </w:abstractNum>
-  <w:abstractNum w:abstractNumId="6" w15:restartNumberingAfterBreak="0">
+  <w:abstractNum w:abstractNumId="7" w15:restartNumberingAfterBreak="0">
     <w:nsid w:val="16415D9E"/>
     <w:multiLevelType w:val="multilevel"/>
     <w:tmpl w:val="5E34577A"/>
@@ -4797,7 +5335,7 @@
       </w:pPr>
     </w:lvl>
   </w:abstractNum>
-  <w:abstractNum w:abstractNumId="7" w15:restartNumberingAfterBreak="0">
+  <w:abstractNum w:abstractNumId="8" w15:restartNumberingAfterBreak="0">
     <w:nsid w:val="1827564E"/>
     <w:multiLevelType w:val="hybridMultilevel"/>
     <w:tmpl w:val="7BB07C44"/>
@@ -4883,7 +5421,7 @@
       </w:pPr>
     </w:lvl>
   </w:abstractNum>
-  <w:abstractNum w:abstractNumId="8" w15:restartNumberingAfterBreak="0">
+  <w:abstractNum w:abstractNumId="9" w15:restartNumberingAfterBreak="0">
     <w:nsid w:val="19F3282F"/>
     <w:multiLevelType w:val="hybridMultilevel"/>
     <w:tmpl w:val="62EECB86"/>
@@ -4969,7 +5507,7 @@
       </w:pPr>
     </w:lvl>
   </w:abstractNum>
-  <w:abstractNum w:abstractNumId="9" w15:restartNumberingAfterBreak="0">
+  <w:abstractNum w:abstractNumId="10" w15:restartNumberingAfterBreak="0">
     <w:nsid w:val="1C232E38"/>
     <w:multiLevelType w:val="hybridMultilevel"/>
     <w:tmpl w:val="25267B4A"/>
@@ -5082,7 +5620,7 @@
       </w:rPr>
     </w:lvl>
   </w:abstractNum>
-  <w:abstractNum w:abstractNumId="10" w15:restartNumberingAfterBreak="0">
+  <w:abstractNum w:abstractNumId="11" w15:restartNumberingAfterBreak="0">
     <w:nsid w:val="1F8619B1"/>
     <w:multiLevelType w:val="hybridMultilevel"/>
     <w:tmpl w:val="85D249D8"/>
@@ -5195,7 +5733,7 @@
       </w:rPr>
     </w:lvl>
   </w:abstractNum>
-  <w:abstractNum w:abstractNumId="11" w15:restartNumberingAfterBreak="0">
+  <w:abstractNum w:abstractNumId="12" w15:restartNumberingAfterBreak="0">
     <w:nsid w:val="20E8095F"/>
     <w:multiLevelType w:val="multilevel"/>
     <w:tmpl w:val="804C893C"/>
@@ -5316,7 +5854,120 @@
       </w:pPr>
     </w:lvl>
   </w:abstractNum>
-  <w:abstractNum w:abstractNumId="12" w15:restartNumberingAfterBreak="0">
+  <w:abstractNum w:abstractNumId="13" w15:restartNumberingAfterBreak="0">
+    <w:nsid w:val="26C76A5E"/>
+    <w:multiLevelType w:val="hybridMultilevel"/>
+    <w:tmpl w:val="BC0EFD52"/>
+    <w:lvl w:ilvl="0" w:tplc="04090001">
+      <w:start w:val="1"/>
+      <w:numFmt w:val="bullet"/>
+      <w:lvlText w:val=""/>
+      <w:lvlJc w:val="left"/>
+      <w:pPr>
+        <w:ind w:left="1080" w:hanging="360"/>
+      </w:pPr>
+      <w:rPr>
+        <w:rFonts w:ascii="Symbol" w:hAnsi="Symbol" w:hint="default"/>
+      </w:rPr>
+    </w:lvl>
+    <w:lvl w:ilvl="1" w:tplc="04090003" w:tentative="1">
+      <w:start w:val="1"/>
+      <w:numFmt w:val="bullet"/>
+      <w:lvlText w:val="o"/>
+      <w:lvlJc w:val="left"/>
+      <w:pPr>
+        <w:ind w:left="1800" w:hanging="360"/>
+      </w:pPr>
+      <w:rPr>
+        <w:rFonts w:ascii="Courier New" w:hAnsi="Courier New" w:cs="Courier New" w:hint="default"/>
+      </w:rPr>
+    </w:lvl>
+    <w:lvl w:ilvl="2" w:tplc="04090005" w:tentative="1">
+      <w:start w:val="1"/>
+      <w:numFmt w:val="bullet"/>
+      <w:lvlText w:val=""/>
+      <w:lvlJc w:val="left"/>
+      <w:pPr>
+        <w:ind w:left="2520" w:hanging="360"/>
+      </w:pPr>
+      <w:rPr>
+        <w:rFonts w:ascii="Wingdings" w:hAnsi="Wingdings" w:hint="default"/>
+      </w:rPr>
+    </w:lvl>
+    <w:lvl w:ilvl="3" w:tplc="04090001" w:tentative="1">
+      <w:start w:val="1"/>
+      <w:numFmt w:val="bullet"/>
+      <w:lvlText w:val=""/>
+      <w:lvlJc w:val="left"/>
+      <w:pPr>
+        <w:ind w:left="3240" w:hanging="360"/>
+      </w:pPr>
+      <w:rPr>
+        <w:rFonts w:ascii="Symbol" w:hAnsi="Symbol" w:hint="default"/>
+      </w:rPr>
+    </w:lvl>
+    <w:lvl w:ilvl="4" w:tplc="04090003" w:tentative="1">
+      <w:start w:val="1"/>
+      <w:numFmt w:val="bullet"/>
+      <w:lvlText w:val="o"/>
+      <w:lvlJc w:val="left"/>
+      <w:pPr>
+        <w:ind w:left="3960" w:hanging="360"/>
+      </w:pPr>
+      <w:rPr>
+        <w:rFonts w:ascii="Courier New" w:hAnsi="Courier New" w:cs="Courier New" w:hint="default"/>
+      </w:rPr>
+    </w:lvl>
+    <w:lvl w:ilvl="5" w:tplc="04090005" w:tentative="1">
+      <w:start w:val="1"/>
+      <w:numFmt w:val="bullet"/>
+      <w:lvlText w:val=""/>
+      <w:lvlJc w:val="left"/>
+      <w:pPr>
+        <w:ind w:left="4680" w:hanging="360"/>
+      </w:pPr>
+      <w:rPr>
+        <w:rFonts w:ascii="Wingdings" w:hAnsi="Wingdings" w:hint="default"/>
+      </w:rPr>
+    </w:lvl>
+    <w:lvl w:ilvl="6" w:tplc="04090001" w:tentative="1">
+      <w:start w:val="1"/>
+      <w:numFmt w:val="bullet"/>
+      <w:lvlText w:val=""/>
+      <w:lvlJc w:val="left"/>
+      <w:pPr>
+        <w:ind w:left="5400" w:hanging="360"/>
+      </w:pPr>
+      <w:rPr>
+        <w:rFonts w:ascii="Symbol" w:hAnsi="Symbol" w:hint="default"/>
+      </w:rPr>
+    </w:lvl>
+    <w:lvl w:ilvl="7" w:tplc="04090003" w:tentative="1">
+      <w:start w:val="1"/>
+      <w:numFmt w:val="bullet"/>
+      <w:lvlText w:val="o"/>
+      <w:lvlJc w:val="left"/>
+      <w:pPr>
+        <w:ind w:left="6120" w:hanging="360"/>
+      </w:pPr>
+      <w:rPr>
+        <w:rFonts w:ascii="Courier New" w:hAnsi="Courier New" w:cs="Courier New" w:hint="default"/>
+      </w:rPr>
+    </w:lvl>
+    <w:lvl w:ilvl="8" w:tplc="04090005" w:tentative="1">
+      <w:start w:val="1"/>
+      <w:numFmt w:val="bullet"/>
+      <w:lvlText w:val=""/>
+      <w:lvlJc w:val="left"/>
+      <w:pPr>
+        <w:ind w:left="6840" w:hanging="360"/>
+      </w:pPr>
+      <w:rPr>
+        <w:rFonts w:ascii="Wingdings" w:hAnsi="Wingdings" w:hint="default"/>
+      </w:rPr>
+    </w:lvl>
+  </w:abstractNum>
+  <w:abstractNum w:abstractNumId="14" w15:restartNumberingAfterBreak="0">
     <w:nsid w:val="29AD095A"/>
     <w:multiLevelType w:val="hybridMultilevel"/>
     <w:tmpl w:val="FFECB112"/>
@@ -5402,7 +6053,7 @@
       </w:pPr>
     </w:lvl>
   </w:abstractNum>
-  <w:abstractNum w:abstractNumId="13" w15:restartNumberingAfterBreak="0">
+  <w:abstractNum w:abstractNumId="15" w15:restartNumberingAfterBreak="0">
     <w:nsid w:val="2A0839C3"/>
     <w:multiLevelType w:val="hybridMultilevel"/>
     <w:tmpl w:val="4EF2ED8C"/>
@@ -5488,7 +6139,7 @@
       </w:pPr>
     </w:lvl>
   </w:abstractNum>
-  <w:abstractNum w:abstractNumId="14" w15:restartNumberingAfterBreak="0">
+  <w:abstractNum w:abstractNumId="16" w15:restartNumberingAfterBreak="0">
     <w:nsid w:val="2A361052"/>
     <w:multiLevelType w:val="hybridMultilevel"/>
     <w:tmpl w:val="4FD4E3FA"/>
@@ -5574,7 +6225,7 @@
       </w:pPr>
     </w:lvl>
   </w:abstractNum>
-  <w:abstractNum w:abstractNumId="15" w15:restartNumberingAfterBreak="0">
+  <w:abstractNum w:abstractNumId="17" w15:restartNumberingAfterBreak="0">
     <w:nsid w:val="322916F2"/>
     <w:multiLevelType w:val="hybridMultilevel"/>
     <w:tmpl w:val="2850E868"/>
@@ -5687,7 +6338,120 @@
       </w:rPr>
     </w:lvl>
   </w:abstractNum>
-  <w:abstractNum w:abstractNumId="16" w15:restartNumberingAfterBreak="0">
+  <w:abstractNum w:abstractNumId="18" w15:restartNumberingAfterBreak="0">
+    <w:nsid w:val="34C94407"/>
+    <w:multiLevelType w:val="hybridMultilevel"/>
+    <w:tmpl w:val="080294E2"/>
+    <w:lvl w:ilvl="0" w:tplc="04090001">
+      <w:start w:val="1"/>
+      <w:numFmt w:val="bullet"/>
+      <w:lvlText w:val=""/>
+      <w:lvlJc w:val="left"/>
+      <w:pPr>
+        <w:ind w:left="3600" w:hanging="360"/>
+      </w:pPr>
+      <w:rPr>
+        <w:rFonts w:ascii="Symbol" w:hAnsi="Symbol" w:hint="default"/>
+      </w:rPr>
+    </w:lvl>
+    <w:lvl w:ilvl="1" w:tplc="04090003" w:tentative="1">
+      <w:start w:val="1"/>
+      <w:numFmt w:val="bullet"/>
+      <w:lvlText w:val="o"/>
+      <w:lvlJc w:val="left"/>
+      <w:pPr>
+        <w:ind w:left="4320" w:hanging="360"/>
+      </w:pPr>
+      <w:rPr>
+        <w:rFonts w:ascii="Courier New" w:hAnsi="Courier New" w:cs="Courier New" w:hint="default"/>
+      </w:rPr>
+    </w:lvl>
+    <w:lvl w:ilvl="2" w:tplc="04090005" w:tentative="1">
+      <w:start w:val="1"/>
+      <w:numFmt w:val="bullet"/>
+      <w:lvlText w:val=""/>
+      <w:lvlJc w:val="left"/>
+      <w:pPr>
+        <w:ind w:left="5040" w:hanging="360"/>
+      </w:pPr>
+      <w:rPr>
+        <w:rFonts w:ascii="Wingdings" w:hAnsi="Wingdings" w:hint="default"/>
+      </w:rPr>
+    </w:lvl>
+    <w:lvl w:ilvl="3" w:tplc="04090001" w:tentative="1">
+      <w:start w:val="1"/>
+      <w:numFmt w:val="bullet"/>
+      <w:lvlText w:val=""/>
+      <w:lvlJc w:val="left"/>
+      <w:pPr>
+        <w:ind w:left="5760" w:hanging="360"/>
+      </w:pPr>
+      <w:rPr>
+        <w:rFonts w:ascii="Symbol" w:hAnsi="Symbol" w:hint="default"/>
+      </w:rPr>
+    </w:lvl>
+    <w:lvl w:ilvl="4" w:tplc="04090003" w:tentative="1">
+      <w:start w:val="1"/>
+      <w:numFmt w:val="bullet"/>
+      <w:lvlText w:val="o"/>
+      <w:lvlJc w:val="left"/>
+      <w:pPr>
+        <w:ind w:left="6480" w:hanging="360"/>
+      </w:pPr>
+      <w:rPr>
+        <w:rFonts w:ascii="Courier New" w:hAnsi="Courier New" w:cs="Courier New" w:hint="default"/>
+      </w:rPr>
+    </w:lvl>
+    <w:lvl w:ilvl="5" w:tplc="04090005" w:tentative="1">
+      <w:start w:val="1"/>
+      <w:numFmt w:val="bullet"/>
+      <w:lvlText w:val=""/>
+      <w:lvlJc w:val="left"/>
+      <w:pPr>
+        <w:ind w:left="7200" w:hanging="360"/>
+      </w:pPr>
+      <w:rPr>
+        <w:rFonts w:ascii="Wingdings" w:hAnsi="Wingdings" w:hint="default"/>
+      </w:rPr>
+    </w:lvl>
+    <w:lvl w:ilvl="6" w:tplc="04090001" w:tentative="1">
+      <w:start w:val="1"/>
+      <w:numFmt w:val="bullet"/>
+      <w:lvlText w:val=""/>
+      <w:lvlJc w:val="left"/>
+      <w:pPr>
+        <w:ind w:left="7920" w:hanging="360"/>
+      </w:pPr>
+      <w:rPr>
+        <w:rFonts w:ascii="Symbol" w:hAnsi="Symbol" w:hint="default"/>
+      </w:rPr>
+    </w:lvl>
+    <w:lvl w:ilvl="7" w:tplc="04090003" w:tentative="1">
+      <w:start w:val="1"/>
+      <w:numFmt w:val="bullet"/>
+      <w:lvlText w:val="o"/>
+      <w:lvlJc w:val="left"/>
+      <w:pPr>
+        <w:ind w:left="8640" w:hanging="360"/>
+      </w:pPr>
+      <w:rPr>
+        <w:rFonts w:ascii="Courier New" w:hAnsi="Courier New" w:cs="Courier New" w:hint="default"/>
+      </w:rPr>
+    </w:lvl>
+    <w:lvl w:ilvl="8" w:tplc="04090005" w:tentative="1">
+      <w:start w:val="1"/>
+      <w:numFmt w:val="bullet"/>
+      <w:lvlText w:val=""/>
+      <w:lvlJc w:val="left"/>
+      <w:pPr>
+        <w:ind w:left="9360" w:hanging="360"/>
+      </w:pPr>
+      <w:rPr>
+        <w:rFonts w:ascii="Wingdings" w:hAnsi="Wingdings" w:hint="default"/>
+      </w:rPr>
+    </w:lvl>
+  </w:abstractNum>
+  <w:abstractNum w:abstractNumId="19" w15:restartNumberingAfterBreak="0">
     <w:nsid w:val="49C9657E"/>
     <w:multiLevelType w:val="hybridMultilevel"/>
     <w:tmpl w:val="CA3CD7E2"/>
@@ -5800,7 +6564,7 @@
       </w:rPr>
     </w:lvl>
   </w:abstractNum>
-  <w:abstractNum w:abstractNumId="17" w15:restartNumberingAfterBreak="0">
+  <w:abstractNum w:abstractNumId="20" w15:restartNumberingAfterBreak="0">
     <w:nsid w:val="4A6122A3"/>
     <w:multiLevelType w:val="hybridMultilevel"/>
     <w:tmpl w:val="FD2880AA"/>
@@ -5886,7 +6650,7 @@
       </w:pPr>
     </w:lvl>
   </w:abstractNum>
-  <w:abstractNum w:abstractNumId="18" w15:restartNumberingAfterBreak="0">
+  <w:abstractNum w:abstractNumId="21" w15:restartNumberingAfterBreak="0">
     <w:nsid w:val="4E1550A2"/>
     <w:multiLevelType w:val="hybridMultilevel"/>
     <w:tmpl w:val="B388E246"/>
@@ -5975,7 +6739,7 @@
       </w:pPr>
     </w:lvl>
   </w:abstractNum>
-  <w:abstractNum w:abstractNumId="19" w15:restartNumberingAfterBreak="0">
+  <w:abstractNum w:abstractNumId="22" w15:restartNumberingAfterBreak="0">
     <w:nsid w:val="501D1FF3"/>
     <w:multiLevelType w:val="multilevel"/>
     <w:tmpl w:val="6876F784"/>
@@ -6085,7 +6849,7 @@
       </w:rPr>
     </w:lvl>
   </w:abstractNum>
-  <w:abstractNum w:abstractNumId="20" w15:restartNumberingAfterBreak="0">
+  <w:abstractNum w:abstractNumId="23" w15:restartNumberingAfterBreak="0">
     <w:nsid w:val="524E3181"/>
     <w:multiLevelType w:val="hybridMultilevel"/>
     <w:tmpl w:val="D94A9522"/>
@@ -6198,7 +6962,7 @@
       </w:rPr>
     </w:lvl>
   </w:abstractNum>
-  <w:abstractNum w:abstractNumId="21" w15:restartNumberingAfterBreak="0">
+  <w:abstractNum w:abstractNumId="24" w15:restartNumberingAfterBreak="0">
     <w:nsid w:val="63C66502"/>
     <w:multiLevelType w:val="hybridMultilevel"/>
     <w:tmpl w:val="7528FC6C"/>
@@ -6311,7 +7075,7 @@
       </w:rPr>
     </w:lvl>
   </w:abstractNum>
-  <w:abstractNum w:abstractNumId="22" w15:restartNumberingAfterBreak="0">
+  <w:abstractNum w:abstractNumId="25" w15:restartNumberingAfterBreak="0">
     <w:nsid w:val="63E46575"/>
     <w:multiLevelType w:val="hybridMultilevel"/>
     <w:tmpl w:val="2638916A"/>
@@ -6397,7 +7161,120 @@
       </w:pPr>
     </w:lvl>
   </w:abstractNum>
-  <w:abstractNum w:abstractNumId="23" w15:restartNumberingAfterBreak="0">
+  <w:abstractNum w:abstractNumId="26" w15:restartNumberingAfterBreak="0">
+    <w:nsid w:val="69D60466"/>
+    <w:multiLevelType w:val="hybridMultilevel"/>
+    <w:tmpl w:val="B35AFEAA"/>
+    <w:lvl w:ilvl="0" w:tplc="04090001">
+      <w:start w:val="1"/>
+      <w:numFmt w:val="bullet"/>
+      <w:lvlText w:val=""/>
+      <w:lvlJc w:val="left"/>
+      <w:pPr>
+        <w:ind w:left="720" w:hanging="360"/>
+      </w:pPr>
+      <w:rPr>
+        <w:rFonts w:ascii="Symbol" w:hAnsi="Symbol" w:hint="default"/>
+      </w:rPr>
+    </w:lvl>
+    <w:lvl w:ilvl="1" w:tplc="04090003" w:tentative="1">
+      <w:start w:val="1"/>
+      <w:numFmt w:val="bullet"/>
+      <w:lvlText w:val="o"/>
+      <w:lvlJc w:val="left"/>
+      <w:pPr>
+        <w:ind w:left="1440" w:hanging="360"/>
+      </w:pPr>
+      <w:rPr>
+        <w:rFonts w:ascii="Courier New" w:hAnsi="Courier New" w:cs="Courier New" w:hint="default"/>
+      </w:rPr>
+    </w:lvl>
+    <w:lvl w:ilvl="2" w:tplc="04090005" w:tentative="1">
+      <w:start w:val="1"/>
+      <w:numFmt w:val="bullet"/>
+      <w:lvlText w:val=""/>
+      <w:lvlJc w:val="left"/>
+      <w:pPr>
+        <w:ind w:left="2160" w:hanging="360"/>
+      </w:pPr>
+      <w:rPr>
+        <w:rFonts w:ascii="Wingdings" w:hAnsi="Wingdings" w:hint="default"/>
+      </w:rPr>
+    </w:lvl>
+    <w:lvl w:ilvl="3" w:tplc="04090001" w:tentative="1">
+      <w:start w:val="1"/>
+      <w:numFmt w:val="bullet"/>
+      <w:lvlText w:val=""/>
+      <w:lvlJc w:val="left"/>
+      <w:pPr>
+        <w:ind w:left="2880" w:hanging="360"/>
+      </w:pPr>
+      <w:rPr>
+        <w:rFonts w:ascii="Symbol" w:hAnsi="Symbol" w:hint="default"/>
+      </w:rPr>
+    </w:lvl>
+    <w:lvl w:ilvl="4" w:tplc="04090003" w:tentative="1">
+      <w:start w:val="1"/>
+      <w:numFmt w:val="bullet"/>
+      <w:lvlText w:val="o"/>
+      <w:lvlJc w:val="left"/>
+      <w:pPr>
+        <w:ind w:left="3600" w:hanging="360"/>
+      </w:pPr>
+      <w:rPr>
+        <w:rFonts w:ascii="Courier New" w:hAnsi="Courier New" w:cs="Courier New" w:hint="default"/>
+      </w:rPr>
+    </w:lvl>
+    <w:lvl w:ilvl="5" w:tplc="04090005" w:tentative="1">
+      <w:start w:val="1"/>
+      <w:numFmt w:val="bullet"/>
+      <w:lvlText w:val=""/>
+      <w:lvlJc w:val="left"/>
+      <w:pPr>
+        <w:ind w:left="4320" w:hanging="360"/>
+      </w:pPr>
+      <w:rPr>
+        <w:rFonts w:ascii="Wingdings" w:hAnsi="Wingdings" w:hint="default"/>
+      </w:rPr>
+    </w:lvl>
+    <w:lvl w:ilvl="6" w:tplc="04090001" w:tentative="1">
+      <w:start w:val="1"/>
+      <w:numFmt w:val="bullet"/>
+      <w:lvlText w:val=""/>
+      <w:lvlJc w:val="left"/>
+      <w:pPr>
+        <w:ind w:left="5040" w:hanging="360"/>
+      </w:pPr>
+      <w:rPr>
+        <w:rFonts w:ascii="Symbol" w:hAnsi="Symbol" w:hint="default"/>
+      </w:rPr>
+    </w:lvl>
+    <w:lvl w:ilvl="7" w:tplc="04090003" w:tentative="1">
+      <w:start w:val="1"/>
+      <w:numFmt w:val="bullet"/>
+      <w:lvlText w:val="o"/>
+      <w:lvlJc w:val="left"/>
+      <w:pPr>
+        <w:ind w:left="5760" w:hanging="360"/>
+      </w:pPr>
+      <w:rPr>
+        <w:rFonts w:ascii="Courier New" w:hAnsi="Courier New" w:cs="Courier New" w:hint="default"/>
+      </w:rPr>
+    </w:lvl>
+    <w:lvl w:ilvl="8" w:tplc="04090005" w:tentative="1">
+      <w:start w:val="1"/>
+      <w:numFmt w:val="bullet"/>
+      <w:lvlText w:val=""/>
+      <w:lvlJc w:val="left"/>
+      <w:pPr>
+        <w:ind w:left="6480" w:hanging="360"/>
+      </w:pPr>
+      <w:rPr>
+        <w:rFonts w:ascii="Wingdings" w:hAnsi="Wingdings" w:hint="default"/>
+      </w:rPr>
+    </w:lvl>
+  </w:abstractNum>
+  <w:abstractNum w:abstractNumId="27" w15:restartNumberingAfterBreak="0">
     <w:nsid w:val="7A4D399F"/>
     <w:multiLevelType w:val="multilevel"/>
     <w:tmpl w:val="9320B8F4"/>
@@ -6550,10 +7427,10 @@
     <w:abstractNumId w:val="4"/>
   </w:num>
   <w:num w:numId="2">
-    <w:abstractNumId w:val="19"/>
+    <w:abstractNumId w:val="22"/>
   </w:num>
   <w:num w:numId="3">
-    <w:abstractNumId w:val="5"/>
+    <w:abstractNumId w:val="6"/>
   </w:num>
   <w:num w:numId="4">
     <w:abstractNumId w:val="3"/>
@@ -6562,61 +7439,73 @@
     <w:abstractNumId w:val="1"/>
   </w:num>
   <w:num w:numId="6">
-    <w:abstractNumId w:val="10"/>
+    <w:abstractNumId w:val="11"/>
   </w:num>
   <w:num w:numId="7">
-    <w:abstractNumId w:val="22"/>
+    <w:abstractNumId w:val="25"/>
   </w:num>
   <w:num w:numId="8">
-    <w:abstractNumId w:val="11"/>
+    <w:abstractNumId w:val="12"/>
   </w:num>
   <w:num w:numId="9">
-    <w:abstractNumId w:val="6"/>
+    <w:abstractNumId w:val="7"/>
   </w:num>
   <w:num w:numId="10">
     <w:abstractNumId w:val="2"/>
   </w:num>
   <w:num w:numId="11">
-    <w:abstractNumId w:val="23"/>
+    <w:abstractNumId w:val="27"/>
   </w:num>
   <w:num w:numId="12">
     <w:abstractNumId w:val="0"/>
   </w:num>
   <w:num w:numId="13">
+    <w:abstractNumId w:val="9"/>
+  </w:num>
+  <w:num w:numId="14">
+    <w:abstractNumId w:val="23"/>
+  </w:num>
+  <w:num w:numId="15">
+    <w:abstractNumId w:val="14"/>
+  </w:num>
+  <w:num w:numId="16">
     <w:abstractNumId w:val="8"/>
   </w:num>
-  <w:num w:numId="14">
+  <w:num w:numId="17">
+    <w:abstractNumId w:val="15"/>
+  </w:num>
+  <w:num w:numId="18">
+    <w:abstractNumId w:val="16"/>
+  </w:num>
+  <w:num w:numId="19">
+    <w:abstractNumId w:val="19"/>
+  </w:num>
+  <w:num w:numId="20">
+    <w:abstractNumId w:val="24"/>
+  </w:num>
+  <w:num w:numId="21">
+    <w:abstractNumId w:val="10"/>
+  </w:num>
+  <w:num w:numId="22">
+    <w:abstractNumId w:val="21"/>
+  </w:num>
+  <w:num w:numId="23">
+    <w:abstractNumId w:val="17"/>
+  </w:num>
+  <w:num w:numId="24">
     <w:abstractNumId w:val="20"/>
   </w:num>
-  <w:num w:numId="15">
-    <w:abstractNumId w:val="12"/>
+  <w:num w:numId="25">
+    <w:abstractNumId w:val="5"/>
   </w:num>
-  <w:num w:numId="16">
-    <w:abstractNumId w:val="7"/>
-  </w:num>
-  <w:num w:numId="17">
+  <w:num w:numId="26">
     <w:abstractNumId w:val="13"/>
   </w:num>
-  <w:num w:numId="18">
-    <w:abstractNumId w:val="14"/>
-  </w:num>
-  <w:num w:numId="19">
-    <w:abstractNumId w:val="16"/>
-  </w:num>
-  <w:num w:numId="20">
-    <w:abstractNumId w:val="21"/>
-  </w:num>
-  <w:num w:numId="21">
-    <w:abstractNumId w:val="9"/>
-  </w:num>
-  <w:num w:numId="22">
+  <w:num w:numId="27">
     <w:abstractNumId w:val="18"/>
   </w:num>
-  <w:num w:numId="23">
-    <w:abstractNumId w:val="15"/>
-  </w:num>
-  <w:num w:numId="24">
-    <w:abstractNumId w:val="17"/>
+  <w:num w:numId="28">
+    <w:abstractNumId w:val="26"/>
   </w:num>
   <w:numIdMacAtCleanup w:val="7"/>
 </w:numbering>
@@ -7885,12 +8774,9 @@
 </file>
 
 <file path=customXml/item1.xml><?xml version="1.0" encoding="utf-8"?>
-<?mso-contentType ?>
-<FormTemplates xmlns="http://schemas.microsoft.com/sharepoint/v3/contenttype/forms">
-  <Display>DocumentLibraryForm</Display>
-  <Edit>DocumentLibraryForm</Edit>
-  <New>DocumentLibraryForm</New>
-</FormTemplates>
+<p:properties xmlns:p="http://schemas.microsoft.com/office/2006/metadata/properties" xmlns:xsi="http://www.w3.org/2001/XMLSchema-instance" xmlns:pc="http://schemas.microsoft.com/office/infopath/2007/PartnerControls">
+  <documentManagement/>
+</p:properties>
 </file>
 
 <file path=customXml/item2.xml><?xml version="1.0" encoding="utf-8"?>
@@ -8123,9 +9009,12 @@
 </file>
 
 <file path=customXml/item3.xml><?xml version="1.0" encoding="utf-8"?>
-<p:properties xmlns:p="http://schemas.microsoft.com/office/2006/metadata/properties" xmlns:xsi="http://www.w3.org/2001/XMLSchema-instance" xmlns:pc="http://schemas.microsoft.com/office/infopath/2007/PartnerControls">
-  <documentManagement/>
-</p:properties>
+<?mso-contentType ?>
+<FormTemplates xmlns="http://schemas.microsoft.com/sharepoint/v3/contenttype/forms">
+  <Display>DocumentLibraryForm</Display>
+  <Edit>DocumentLibraryForm</Edit>
+  <New>DocumentLibraryForm</New>
+</FormTemplates>
 </file>
 
 <file path=customXml/item4.xml><?xml version="1.0" encoding="utf-8"?>
@@ -8133,9 +9022,10 @@
 </file>
 
 <file path=customXml/itemProps1.xml><?xml version="1.0" encoding="utf-8"?>
-<ds:datastoreItem xmlns:ds="http://schemas.openxmlformats.org/officeDocument/2006/customXml" ds:itemID="{7BFD71E4-33D5-445D-9CFC-21F1C7989C0E}">
+<ds:datastoreItem xmlns:ds="http://schemas.openxmlformats.org/officeDocument/2006/customXml" ds:itemID="{1A5F5AF1-B05B-4704-B970-F66948F444EC}">
   <ds:schemaRefs>
-    <ds:schemaRef ds:uri="http://schemas.microsoft.com/sharepoint/v3/contenttype/forms"/>
+    <ds:schemaRef ds:uri="http://schemas.microsoft.com/office/2006/metadata/properties"/>
+    <ds:schemaRef ds:uri="http://schemas.microsoft.com/office/infopath/2007/PartnerControls"/>
   </ds:schemaRefs>
 </ds:datastoreItem>
 </file>
@@ -8160,16 +9050,15 @@
 </file>
 
 <file path=customXml/itemProps3.xml><?xml version="1.0" encoding="utf-8"?>
-<ds:datastoreItem xmlns:ds="http://schemas.openxmlformats.org/officeDocument/2006/customXml" ds:itemID="{1A5F5AF1-B05B-4704-B970-F66948F444EC}">
+<ds:datastoreItem xmlns:ds="http://schemas.openxmlformats.org/officeDocument/2006/customXml" ds:itemID="{7BFD71E4-33D5-445D-9CFC-21F1C7989C0E}">
   <ds:schemaRefs>
-    <ds:schemaRef ds:uri="http://schemas.microsoft.com/office/2006/metadata/properties"/>
-    <ds:schemaRef ds:uri="http://schemas.microsoft.com/office/infopath/2007/PartnerControls"/>
+    <ds:schemaRef ds:uri="http://schemas.microsoft.com/sharepoint/v3/contenttype/forms"/>
   </ds:schemaRefs>
 </ds:datastoreItem>
 </file>
 
 <file path=customXml/itemProps4.xml><?xml version="1.0" encoding="utf-8"?>
-<ds:datastoreItem xmlns:ds="http://schemas.openxmlformats.org/officeDocument/2006/customXml" ds:itemID="{69F9F04E-7A6F-4203-8B53-635958E383B9}">
+<ds:datastoreItem xmlns:ds="http://schemas.openxmlformats.org/officeDocument/2006/customXml" ds:itemID="{B561286E-7D16-43D5-8B06-93A0F9C8983B}">
   <ds:schemaRefs>
     <ds:schemaRef ds:uri="http://schemas.openxmlformats.org/officeDocument/2006/bibliography"/>
   </ds:schemaRefs>

--- a/docpac_24120226/docpac_24120226.docx
+++ b/docpac_24120226/docpac_24120226.docx
@@ -43,7 +43,7 @@
           <w:sz w:val="28"/>
           <w:szCs w:val="28"/>
         </w:rPr>
-        <w:t>3</w:t>
+        <w:t>4</w:t>
       </w:r>
       <w:r>
         <w:rPr>
@@ -61,7 +61,7 @@
           <w:sz w:val="28"/>
           <w:szCs w:val="28"/>
         </w:rPr>
-        <w:t>30</w:t>
+        <w:t>13</w:t>
       </w:r>
       <w:r>
         <w:rPr>
@@ -79,7 +79,7 @@
           <w:sz w:val="28"/>
           <w:szCs w:val="28"/>
         </w:rPr>
-        <w:t>01</w:t>
+        <w:t>0</w:t>
       </w:r>
       <w:r>
         <w:rPr>
@@ -88,9 +88,8 @@
           <w:sz w:val="28"/>
           <w:szCs w:val="28"/>
         </w:rPr>
-        <w:t xml:space="preserve"> </w:t>
+        <w:t>2</w:t>
       </w:r>
-      <w:proofErr w:type="gramStart"/>
       <w:r>
         <w:rPr>
           <w:b/>
@@ -98,7 +97,7 @@
           <w:sz w:val="28"/>
           <w:szCs w:val="28"/>
         </w:rPr>
-        <w:t>2</w:t>
+        <w:t xml:space="preserve"> 2</w:t>
       </w:r>
       <w:r>
         <w:rPr>
@@ -118,7 +117,6 @@
         </w:rPr>
         <w:t xml:space="preserve"> ]</w:t>
       </w:r>
-      <w:proofErr w:type="gramEnd"/>
       <w:r>
         <w:rPr>
           <w:b/>
@@ -135,7 +133,7 @@
           <w:sz w:val="28"/>
           <w:szCs w:val="28"/>
         </w:rPr>
-        <w:t xml:space="preserve">Jan </w:t>
+        <w:t>Feb</w:t>
       </w:r>
       <w:r>
         <w:rPr>
@@ -144,8 +142,19 @@
           <w:sz w:val="28"/>
           <w:szCs w:val="28"/>
         </w:rPr>
-        <w:t>30</w:t>
+        <w:t xml:space="preserve"> </w:t>
       </w:r>
+      <w:r>
+        <w:rPr>
+          <w:b/>
+          <w:i/>
+          <w:sz w:val="28"/>
+          <w:szCs w:val="28"/>
+        </w:rPr>
+        <w:t>13</w:t>
+      </w:r>
+      <w:bookmarkStart w:id="0" w:name="_GoBack"/>
+      <w:bookmarkEnd w:id="0"/>
       <w:r>
         <w:rPr>
           <w:b/>
@@ -1000,12 +1009,7 @@
     </w:p>
     <w:p>
       <w:r>
-        <w:t>All students will be expected to be in com</w:t>
-      </w:r>
-      <w:bookmarkStart w:id="0" w:name="_GoBack"/>
-      <w:bookmarkEnd w:id="0"/>
-      <w:r>
-        <w:t>panies in the near future. Failure to produce work approved by a company each week will result in failing grades. Plan ahead.</w:t>
+        <w:t>All students will be expected to be in companies in the near future. Failure to produce work approved by a company each week will result in failing grades. Plan ahead.</w:t>
       </w:r>
     </w:p>
     <w:p>
@@ -8774,9 +8778,12 @@
 </file>
 
 <file path=customXml/item1.xml><?xml version="1.0" encoding="utf-8"?>
-<p:properties xmlns:p="http://schemas.microsoft.com/office/2006/metadata/properties" xmlns:xsi="http://www.w3.org/2001/XMLSchema-instance" xmlns:pc="http://schemas.microsoft.com/office/infopath/2007/PartnerControls">
-  <documentManagement/>
-</p:properties>
+<?mso-contentType ?>
+<FormTemplates xmlns="http://schemas.microsoft.com/sharepoint/v3/contenttype/forms">
+  <Display>DocumentLibraryForm</Display>
+  <Edit>DocumentLibraryForm</Edit>
+  <New>DocumentLibraryForm</New>
+</FormTemplates>
 </file>
 
 <file path=customXml/item2.xml><?xml version="1.0" encoding="utf-8"?>
@@ -9009,12 +9016,9 @@
 </file>
 
 <file path=customXml/item3.xml><?xml version="1.0" encoding="utf-8"?>
-<?mso-contentType ?>
-<FormTemplates xmlns="http://schemas.microsoft.com/sharepoint/v3/contenttype/forms">
-  <Display>DocumentLibraryForm</Display>
-  <Edit>DocumentLibraryForm</Edit>
-  <New>DocumentLibraryForm</New>
-</FormTemplates>
+<p:properties xmlns:p="http://schemas.microsoft.com/office/2006/metadata/properties" xmlns:xsi="http://www.w3.org/2001/XMLSchema-instance" xmlns:pc="http://schemas.microsoft.com/office/infopath/2007/PartnerControls">
+  <documentManagement/>
+</p:properties>
 </file>
 
 <file path=customXml/item4.xml><?xml version="1.0" encoding="utf-8"?>
@@ -9022,10 +9026,9 @@
 </file>
 
 <file path=customXml/itemProps1.xml><?xml version="1.0" encoding="utf-8"?>
-<ds:datastoreItem xmlns:ds="http://schemas.openxmlformats.org/officeDocument/2006/customXml" ds:itemID="{1A5F5AF1-B05B-4704-B970-F66948F444EC}">
+<ds:datastoreItem xmlns:ds="http://schemas.openxmlformats.org/officeDocument/2006/customXml" ds:itemID="{7BFD71E4-33D5-445D-9CFC-21F1C7989C0E}">
   <ds:schemaRefs>
-    <ds:schemaRef ds:uri="http://schemas.microsoft.com/office/2006/metadata/properties"/>
-    <ds:schemaRef ds:uri="http://schemas.microsoft.com/office/infopath/2007/PartnerControls"/>
+    <ds:schemaRef ds:uri="http://schemas.microsoft.com/sharepoint/v3/contenttype/forms"/>
   </ds:schemaRefs>
 </ds:datastoreItem>
 </file>
@@ -9050,15 +9053,16 @@
 </file>
 
 <file path=customXml/itemProps3.xml><?xml version="1.0" encoding="utf-8"?>
-<ds:datastoreItem xmlns:ds="http://schemas.openxmlformats.org/officeDocument/2006/customXml" ds:itemID="{7BFD71E4-33D5-445D-9CFC-21F1C7989C0E}">
+<ds:datastoreItem xmlns:ds="http://schemas.openxmlformats.org/officeDocument/2006/customXml" ds:itemID="{1A5F5AF1-B05B-4704-B970-F66948F444EC}">
   <ds:schemaRefs>
-    <ds:schemaRef ds:uri="http://schemas.microsoft.com/sharepoint/v3/contenttype/forms"/>
+    <ds:schemaRef ds:uri="http://schemas.microsoft.com/office/2006/metadata/properties"/>
+    <ds:schemaRef ds:uri="http://schemas.microsoft.com/office/infopath/2007/PartnerControls"/>
   </ds:schemaRefs>
 </ds:datastoreItem>
 </file>
 
 <file path=customXml/itemProps4.xml><?xml version="1.0" encoding="utf-8"?>
-<ds:datastoreItem xmlns:ds="http://schemas.openxmlformats.org/officeDocument/2006/customXml" ds:itemID="{B561286E-7D16-43D5-8B06-93A0F9C8983B}">
+<ds:datastoreItem xmlns:ds="http://schemas.openxmlformats.org/officeDocument/2006/customXml" ds:itemID="{631E2561-74B9-489A-875C-8DC2AAFF2AA1}">
   <ds:schemaRefs>
     <ds:schemaRef ds:uri="http://schemas.openxmlformats.org/officeDocument/2006/bibliography"/>
   </ds:schemaRefs>

--- a/docpac_24120226/docpac_24120226.docx
+++ b/docpac_24120226/docpac_24120226.docx
@@ -43,7 +43,7 @@
           <w:sz w:val="28"/>
           <w:szCs w:val="28"/>
         </w:rPr>
-        <w:t>4</w:t>
+        <w:t>3</w:t>
       </w:r>
       <w:r>
         <w:rPr>
@@ -61,7 +61,7 @@
           <w:sz w:val="28"/>
           <w:szCs w:val="28"/>
         </w:rPr>
-        <w:t>13</w:t>
+        <w:t>30</w:t>
       </w:r>
       <w:r>
         <w:rPr>
@@ -79,7 +79,7 @@
           <w:sz w:val="28"/>
           <w:szCs w:val="28"/>
         </w:rPr>
-        <w:t>0</w:t>
+        <w:t>01</w:t>
       </w:r>
       <w:r>
         <w:rPr>
@@ -88,8 +88,9 @@
           <w:sz w:val="28"/>
           <w:szCs w:val="28"/>
         </w:rPr>
-        <w:t>2</w:t>
+        <w:t xml:space="preserve"> </w:t>
       </w:r>
+      <w:proofErr w:type="gramStart"/>
       <w:r>
         <w:rPr>
           <w:b/>
@@ -97,7 +98,7 @@
           <w:sz w:val="28"/>
           <w:szCs w:val="28"/>
         </w:rPr>
-        <w:t xml:space="preserve"> 2</w:t>
+        <w:t>2</w:t>
       </w:r>
       <w:r>
         <w:rPr>
@@ -117,6 +118,7 @@
         </w:rPr>
         <w:t xml:space="preserve"> ]</w:t>
       </w:r>
+      <w:proofErr w:type="gramEnd"/>
       <w:r>
         <w:rPr>
           <w:b/>
@@ -133,7 +135,7 @@
           <w:sz w:val="28"/>
           <w:szCs w:val="28"/>
         </w:rPr>
-        <w:t>Feb</w:t>
+        <w:t xml:space="preserve">Jan </w:t>
       </w:r>
       <w:r>
         <w:rPr>
@@ -142,19 +144,8 @@
           <w:sz w:val="28"/>
           <w:szCs w:val="28"/>
         </w:rPr>
-        <w:t xml:space="preserve"> </w:t>
+        <w:t>30</w:t>
       </w:r>
-      <w:r>
-        <w:rPr>
-          <w:b/>
-          <w:i/>
-          <w:sz w:val="28"/>
-          <w:szCs w:val="28"/>
-        </w:rPr>
-        <w:t>13</w:t>
-      </w:r>
-      <w:bookmarkStart w:id="0" w:name="_GoBack"/>
-      <w:bookmarkEnd w:id="0"/>
       <w:r>
         <w:rPr>
           <w:b/>
@@ -1009,7 +1000,12 @@
     </w:p>
     <w:p>
       <w:r>
-        <w:t>All students will be expected to be in companies in the near future. Failure to produce work approved by a company each week will result in failing grades. Plan ahead.</w:t>
+        <w:t>All students will be expected to be in com</w:t>
+      </w:r>
+      <w:bookmarkStart w:id="0" w:name="_GoBack"/>
+      <w:bookmarkEnd w:id="0"/>
+      <w:r>
+        <w:t>panies in the near future. Failure to produce work approved by a company each week will result in failing grades. Plan ahead.</w:t>
       </w:r>
     </w:p>
     <w:p>
@@ -8778,12 +8774,9 @@
 </file>
 
 <file path=customXml/item1.xml><?xml version="1.0" encoding="utf-8"?>
-<?mso-contentType ?>
-<FormTemplates xmlns="http://schemas.microsoft.com/sharepoint/v3/contenttype/forms">
-  <Display>DocumentLibraryForm</Display>
-  <Edit>DocumentLibraryForm</Edit>
-  <New>DocumentLibraryForm</New>
-</FormTemplates>
+<p:properties xmlns:p="http://schemas.microsoft.com/office/2006/metadata/properties" xmlns:xsi="http://www.w3.org/2001/XMLSchema-instance" xmlns:pc="http://schemas.microsoft.com/office/infopath/2007/PartnerControls">
+  <documentManagement/>
+</p:properties>
 </file>
 
 <file path=customXml/item2.xml><?xml version="1.0" encoding="utf-8"?>
@@ -9016,9 +9009,12 @@
 </file>
 
 <file path=customXml/item3.xml><?xml version="1.0" encoding="utf-8"?>
-<p:properties xmlns:p="http://schemas.microsoft.com/office/2006/metadata/properties" xmlns:xsi="http://www.w3.org/2001/XMLSchema-instance" xmlns:pc="http://schemas.microsoft.com/office/infopath/2007/PartnerControls">
-  <documentManagement/>
-</p:properties>
+<?mso-contentType ?>
+<FormTemplates xmlns="http://schemas.microsoft.com/sharepoint/v3/contenttype/forms">
+  <Display>DocumentLibraryForm</Display>
+  <Edit>DocumentLibraryForm</Edit>
+  <New>DocumentLibraryForm</New>
+</FormTemplates>
 </file>
 
 <file path=customXml/item4.xml><?xml version="1.0" encoding="utf-8"?>
@@ -9026,9 +9022,10 @@
 </file>
 
 <file path=customXml/itemProps1.xml><?xml version="1.0" encoding="utf-8"?>
-<ds:datastoreItem xmlns:ds="http://schemas.openxmlformats.org/officeDocument/2006/customXml" ds:itemID="{7BFD71E4-33D5-445D-9CFC-21F1C7989C0E}">
+<ds:datastoreItem xmlns:ds="http://schemas.openxmlformats.org/officeDocument/2006/customXml" ds:itemID="{1A5F5AF1-B05B-4704-B970-F66948F444EC}">
   <ds:schemaRefs>
-    <ds:schemaRef ds:uri="http://schemas.microsoft.com/sharepoint/v3/contenttype/forms"/>
+    <ds:schemaRef ds:uri="http://schemas.microsoft.com/office/2006/metadata/properties"/>
+    <ds:schemaRef ds:uri="http://schemas.microsoft.com/office/infopath/2007/PartnerControls"/>
   </ds:schemaRefs>
 </ds:datastoreItem>
 </file>
@@ -9053,16 +9050,15 @@
 </file>
 
 <file path=customXml/itemProps3.xml><?xml version="1.0" encoding="utf-8"?>
-<ds:datastoreItem xmlns:ds="http://schemas.openxmlformats.org/officeDocument/2006/customXml" ds:itemID="{1A5F5AF1-B05B-4704-B970-F66948F444EC}">
+<ds:datastoreItem xmlns:ds="http://schemas.openxmlformats.org/officeDocument/2006/customXml" ds:itemID="{7BFD71E4-33D5-445D-9CFC-21F1C7989C0E}">
   <ds:schemaRefs>
-    <ds:schemaRef ds:uri="http://schemas.microsoft.com/office/2006/metadata/properties"/>
-    <ds:schemaRef ds:uri="http://schemas.microsoft.com/office/infopath/2007/PartnerControls"/>
+    <ds:schemaRef ds:uri="http://schemas.microsoft.com/sharepoint/v3/contenttype/forms"/>
   </ds:schemaRefs>
 </ds:datastoreItem>
 </file>
 
 <file path=customXml/itemProps4.xml><?xml version="1.0" encoding="utf-8"?>
-<ds:datastoreItem xmlns:ds="http://schemas.openxmlformats.org/officeDocument/2006/customXml" ds:itemID="{631E2561-74B9-489A-875C-8DC2AAFF2AA1}">
+<ds:datastoreItem xmlns:ds="http://schemas.openxmlformats.org/officeDocument/2006/customXml" ds:itemID="{B561286E-7D16-43D5-8B06-93A0F9C8983B}">
   <ds:schemaRefs>
     <ds:schemaRef ds:uri="http://schemas.openxmlformats.org/officeDocument/2006/bibliography"/>
   </ds:schemaRefs>
